--- a/TSCdata/hotel_TSC.docx
+++ b/TSCdata/hotel_TSC.docx
@@ -12,6 +12,16 @@
           <w:szCs w:val="22"/>
         </w:rPr>
       </w:pPr>
+      <w:r>
+        <w:rPr>
+          <w:rFonts w:ascii="Arial" w:eastAsia="Times New Roman" w:hAnsi="Arial" w:cs="Arial"/>
+          <w:color w:val="000000"/>
+          <w:sz w:val="22"/>
+          <w:szCs w:val="22"/>
+          <w:bdr w:val="none" w:sz="0" w:space="0" w:color="auto" w:frame="1"/>
+        </w:rPr>
+        <w:t xml:space="preserve">  </w:t>
+      </w:r>
       <w:r>
         <w:rPr>
           <w:rFonts w:ascii="Arial" w:eastAsia="Times New Roman" w:hAnsi="Arial" w:cs="Arial"/>
@@ -77,7 +87,7 @@
                     </pic:cNvPicPr>
                   </pic:nvPicPr>
                   <pic:blipFill>
-                    <a:blip r:embed="rId4">
+                    <a:blip r:embed="rId6">
                       <a:extLst>
                         <a:ext uri="{28A0092B-C50C-407E-A947-70E740481C1C}">
                           <a14:useLocalDpi xmlns:a14="http://schemas.microsoft.com/office/drawing/2010/main" val="0"/>
@@ -325,7 +335,7 @@
         </w:rPr>
         <w:t xml:space="preserve">Email: </w:t>
       </w:r>
-      <w:hyperlink r:id="rId5" w:history="1">
+      <w:hyperlink r:id="rId7" w:history="1">
         <w:r>
           <w:rPr>
             <w:rStyle w:val="Hyperlink"/>
@@ -336,15 +346,6 @@
           <w:t>adelorme@ucsd.edu</w:t>
         </w:r>
       </w:hyperlink>
-    </w:p>
-    <w:p>
-      <w:pPr>
-        <w:rPr>
-          <w:rFonts w:ascii="Arial" w:hAnsi="Arial" w:cs="Arial"/>
-          <w:sz w:val="22"/>
-          <w:szCs w:val="22"/>
-        </w:rPr>
-      </w:pPr>
       <w:r>
         <w:rPr>
           <w:rFonts w:ascii="Arial" w:hAnsi="Arial" w:cs="Arial"/>
@@ -401,30 +402,6 @@
         </w:rPr>
         <w:tab/>
       </w:r>
-      <w:r>
-        <w:rPr>
-          <w:rFonts w:ascii="Arial" w:hAnsi="Arial" w:cs="Arial"/>
-          <w:sz w:val="22"/>
-          <w:szCs w:val="22"/>
-        </w:rPr>
-        <w:tab/>
-      </w:r>
-      <w:r>
-        <w:rPr>
-          <w:rFonts w:ascii="Arial" w:hAnsi="Arial" w:cs="Arial"/>
-          <w:sz w:val="22"/>
-          <w:szCs w:val="22"/>
-        </w:rPr>
-        <w:tab/>
-      </w:r>
-      <w:r>
-        <w:rPr>
-          <w:rFonts w:ascii="Arial" w:hAnsi="Arial" w:cs="Arial"/>
-          <w:sz w:val="22"/>
-          <w:szCs w:val="22"/>
-        </w:rPr>
-        <w:tab/>
-      </w:r>
     </w:p>
     <w:p>
       <w:pPr>
@@ -441,7 +418,31 @@
           <w:sz w:val="22"/>
           <w:szCs w:val="22"/>
         </w:rPr>
-        <w:t>February 17</w:t>
+        <w:t>March</w:t>
+      </w:r>
+      <w:r>
+        <w:rPr>
+          <w:rFonts w:ascii="Arial" w:hAnsi="Arial" w:cs="Arial"/>
+          <w:sz w:val="22"/>
+          <w:szCs w:val="22"/>
+        </w:rPr>
+        <w:t xml:space="preserve"> </w:t>
+      </w:r>
+      <w:r>
+        <w:rPr>
+          <w:rFonts w:ascii="Arial" w:hAnsi="Arial" w:cs="Arial"/>
+          <w:sz w:val="22"/>
+          <w:szCs w:val="22"/>
+        </w:rPr>
+        <w:t>2</w:t>
+      </w:r>
+      <w:r>
+        <w:rPr>
+          <w:rFonts w:ascii="Arial" w:hAnsi="Arial" w:cs="Arial"/>
+          <w:sz w:val="22"/>
+          <w:szCs w:val="22"/>
+        </w:rPr>
+        <w:t>7</w:t>
       </w:r>
       <w:r>
         <w:rPr>
@@ -484,11 +485,20 @@
           <w:sz w:val="22"/>
           <w:szCs w:val="22"/>
         </w:rPr>
-        <w:t>RE: Science of Consciousness Conference 2026 – UCSD / IONS</w:t>
-      </w:r>
-    </w:p>
-    <w:p>
-      <w:pPr>
+        <w:t>Subject</w:t>
+      </w:r>
+      <w:r>
+        <w:rPr>
+          <w:rFonts w:ascii="Arial" w:hAnsi="Arial" w:cs="Arial"/>
+          <w:sz w:val="22"/>
+          <w:szCs w:val="22"/>
+        </w:rPr>
+        <w:t>: Science of Consciousness Conference 2026 – UCSD</w:t>
+      </w:r>
+    </w:p>
+    <w:p>
+      <w:pPr>
+        <w:jc w:val="both"/>
         <w:rPr>
           <w:rFonts w:ascii="Arial" w:hAnsi="Arial" w:cs="Arial"/>
           <w:sz w:val="22"/>
@@ -530,7 +540,7 @@
           <w:sz w:val="22"/>
           <w:szCs w:val="22"/>
         </w:rPr>
-        <w:t xml:space="preserve">We are requesting a proposal for hosting the Science of Consciousness Conference, jointly organized by the University of California San Diego and the Institute of Noetic Sciences. </w:t>
+        <w:t xml:space="preserve">We are requesting a proposal for hosting the Science of Consciousness Conference, organized by the University of California San Diego. </w:t>
       </w:r>
       <w:r>
         <w:rPr>
@@ -548,15 +558,7 @@
           <w:sz w:val="22"/>
           <w:szCs w:val="22"/>
         </w:rPr>
-        <w:t>September or October 2026</w:t>
-      </w:r>
-      <w:r>
-        <w:rPr>
-          <w:rFonts w:ascii="Arial" w:hAnsi="Arial" w:cs="Arial"/>
-          <w:sz w:val="22"/>
-          <w:szCs w:val="22"/>
-        </w:rPr>
-        <w:t xml:space="preserve">, with potential flexibility into </w:t>
+        <w:t>September or</w:t>
       </w:r>
       <w:r>
         <w:rPr>
@@ -566,58 +568,7 @@
           <w:sz w:val="22"/>
           <w:szCs w:val="22"/>
         </w:rPr>
-        <w:t>early November</w:t>
-      </w:r>
-      <w:r>
-        <w:rPr>
-          <w:rFonts w:ascii="Arial" w:hAnsi="Arial" w:cs="Arial"/>
-          <w:sz w:val="22"/>
-          <w:szCs w:val="22"/>
-        </w:rPr>
-        <w:t xml:space="preserve"> depending on venue availability and overall fit.</w:t>
-      </w:r>
-      <w:r>
-        <w:rPr>
-          <w:rFonts w:ascii="Arial" w:hAnsi="Arial" w:cs="Arial"/>
-          <w:sz w:val="22"/>
-          <w:szCs w:val="22"/>
-        </w:rPr>
-        <w:t xml:space="preserve"> </w:t>
-      </w:r>
-      <w:r>
-        <w:rPr>
-          <w:rFonts w:ascii="Arial" w:hAnsi="Arial" w:cs="Arial"/>
-          <w:sz w:val="22"/>
-          <w:szCs w:val="22"/>
-        </w:rPr>
-        <w:t>This request is being issued later than usual due to a change in venue planning, and we are now moving forward with a confirmed organizing team and program structure. Exact dates will be finalized in coordination with the selected venue.</w:t>
-      </w:r>
-    </w:p>
-    <w:p>
-      <w:pPr>
-        <w:pStyle w:val="p1"/>
-        <w:jc w:val="both"/>
-        <w:rPr>
-          <w:rFonts w:ascii="Arial" w:hAnsi="Arial" w:cs="Arial"/>
-          <w:sz w:val="22"/>
-          <w:szCs w:val="22"/>
-        </w:rPr>
-      </w:pPr>
-      <w:r>
-        <w:rPr>
-          <w:rFonts w:ascii="Arial" w:hAnsi="Arial" w:cs="Arial"/>
-          <w:sz w:val="22"/>
-          <w:szCs w:val="22"/>
-        </w:rPr>
-        <w:t xml:space="preserve">Based on prior years, attendance is substantial. At our most recent conference, we fully booked approximately 400 guest rooms at the primary hotel, and additional attendees overflowed into nearby hotels as early as two months before the event. </w:t>
-      </w:r>
-      <w:r>
-        <w:rPr>
-          <w:rFonts w:ascii="Arial" w:hAnsi="Arial" w:cs="Arial"/>
-          <w:sz w:val="22"/>
-          <w:szCs w:val="22"/>
-        </w:rPr>
-        <w:t xml:space="preserve">We therefore anticipate a similar or higher level of room demand and would like to secure an adequate </w:t>
+        <w:t xml:space="preserve"> early</w:t>
       </w:r>
       <w:r>
         <w:rPr>
@@ -627,15 +578,47 @@
           <w:sz w:val="22"/>
           <w:szCs w:val="22"/>
         </w:rPr>
-        <w:t>room block of 400 rooms</w:t>
-      </w:r>
-      <w:r>
-        <w:rPr>
-          <w:rFonts w:ascii="Arial" w:hAnsi="Arial" w:cs="Arial"/>
-          <w:sz w:val="22"/>
-          <w:szCs w:val="22"/>
-        </w:rPr>
-        <w:t xml:space="preserve"> in advance to help limit accommodation costs for attendees.</w:t>
+        <w:t xml:space="preserve"> October 2026</w:t>
+      </w:r>
+      <w:r>
+        <w:rPr>
+          <w:rFonts w:ascii="Arial" w:hAnsi="Arial" w:cs="Arial"/>
+          <w:sz w:val="22"/>
+          <w:szCs w:val="22"/>
+        </w:rPr>
+        <w:t xml:space="preserve"> </w:t>
+      </w:r>
+      <w:r>
+        <w:rPr>
+          <w:rFonts w:ascii="Arial" w:hAnsi="Arial" w:cs="Arial"/>
+          <w:sz w:val="22"/>
+          <w:szCs w:val="22"/>
+        </w:rPr>
+        <w:t xml:space="preserve">(first two weeks) </w:t>
+      </w:r>
+      <w:r>
+        <w:rPr>
+          <w:rFonts w:ascii="Arial" w:hAnsi="Arial" w:cs="Arial"/>
+          <w:sz w:val="22"/>
+          <w:szCs w:val="22"/>
+        </w:rPr>
+        <w:t>depending on venue availability and overall fit.</w:t>
+      </w:r>
+      <w:r>
+        <w:rPr>
+          <w:rFonts w:ascii="Arial" w:hAnsi="Arial" w:cs="Arial"/>
+          <w:sz w:val="22"/>
+          <w:szCs w:val="22"/>
+        </w:rPr>
+        <w:t xml:space="preserve"> </w:t>
+      </w:r>
+      <w:r>
+        <w:rPr>
+          <w:rFonts w:ascii="Arial" w:hAnsi="Arial" w:cs="Arial"/>
+          <w:sz w:val="22"/>
+          <w:szCs w:val="22"/>
+        </w:rPr>
+        <w:t>Exact dates will be finalized in coordination with the selected venue.</w:t>
       </w:r>
     </w:p>
     <w:p>
@@ -664,31 +647,7 @@
           <w:sz w:val="22"/>
           <w:szCs w:val="22"/>
         </w:rPr>
-        <w:t>Attendees may begin arriving on Sunday</w:t>
-      </w:r>
-      <w:r>
-        <w:rPr>
-          <w:rFonts w:ascii="Arial" w:hAnsi="Arial" w:cs="Arial"/>
-          <w:sz w:val="22"/>
-          <w:szCs w:val="22"/>
-        </w:rPr>
-        <w:t xml:space="preserve">. Workshops are planned for Monday potentially with slightly reduced room demand for one of those nights. The main conference runs </w:t>
-      </w:r>
-      <w:r>
-        <w:rPr>
-          <w:rFonts w:ascii="Arial" w:hAnsi="Arial" w:cs="Arial"/>
-          <w:sz w:val="22"/>
-          <w:szCs w:val="22"/>
-        </w:rPr>
-        <w:t>Tuesday</w:t>
-      </w:r>
-      <w:r>
-        <w:rPr>
-          <w:rFonts w:ascii="Arial" w:hAnsi="Arial" w:cs="Arial"/>
-          <w:sz w:val="22"/>
-          <w:szCs w:val="22"/>
-        </w:rPr>
-        <w:t xml:space="preserve"> </w:t>
+        <w:t xml:space="preserve">Attendees may begin arriving on </w:t>
       </w:r>
       <w:r>
         <w:rPr>
@@ -698,7 +657,47 @@
           <w:sz w:val="22"/>
           <w:szCs w:val="22"/>
         </w:rPr>
-        <w:t xml:space="preserve">through </w:t>
+        <w:t>Saturday</w:t>
+      </w:r>
+      <w:r>
+        <w:rPr>
+          <w:rFonts w:ascii="Arial" w:hAnsi="Arial" w:cs="Arial"/>
+          <w:sz w:val="22"/>
+          <w:szCs w:val="22"/>
+        </w:rPr>
+        <w:t xml:space="preserve">. Workshops are planned for </w:t>
+      </w:r>
+      <w:r>
+        <w:rPr>
+          <w:rFonts w:ascii="Arial" w:hAnsi="Arial" w:cs="Arial"/>
+          <w:sz w:val="22"/>
+          <w:szCs w:val="22"/>
+        </w:rPr>
+        <w:t>Sunday</w:t>
+      </w:r>
+      <w:r>
+        <w:rPr>
+          <w:rFonts w:ascii="Arial" w:hAnsi="Arial" w:cs="Arial"/>
+          <w:sz w:val="22"/>
+          <w:szCs w:val="22"/>
+        </w:rPr>
+        <w:t xml:space="preserve">. The main conference runs </w:t>
+      </w:r>
+      <w:r>
+        <w:rPr>
+          <w:rFonts w:ascii="Arial" w:hAnsi="Arial" w:cs="Arial"/>
+          <w:sz w:val="22"/>
+          <w:szCs w:val="22"/>
+        </w:rPr>
+        <w:t>Monday</w:t>
+      </w:r>
+      <w:r>
+        <w:rPr>
+          <w:rFonts w:ascii="Arial" w:hAnsi="Arial" w:cs="Arial"/>
+          <w:sz w:val="22"/>
+          <w:szCs w:val="22"/>
+        </w:rPr>
+        <w:t xml:space="preserve"> </w:t>
       </w:r>
       <w:r>
         <w:rPr>
@@ -708,7 +707,7 @@
           <w:sz w:val="22"/>
           <w:szCs w:val="22"/>
         </w:rPr>
-        <w:t>Friday</w:t>
+        <w:t xml:space="preserve">through </w:t>
       </w:r>
       <w:r>
         <w:rPr>
@@ -718,66 +717,7 @@
           <w:sz w:val="22"/>
           <w:szCs w:val="22"/>
         </w:rPr>
-        <w:t xml:space="preserve"> noon</w:t>
-      </w:r>
-      <w:r>
-        <w:rPr>
-          <w:rFonts w:ascii="Arial" w:hAnsi="Arial" w:cs="Arial"/>
-          <w:sz w:val="22"/>
-          <w:szCs w:val="22"/>
-        </w:rPr>
-        <w:t xml:space="preserve">. Most attendees depart </w:t>
-      </w:r>
-      <w:r>
-        <w:rPr>
-          <w:rFonts w:ascii="Arial" w:hAnsi="Arial" w:cs="Arial"/>
-          <w:sz w:val="22"/>
-          <w:szCs w:val="22"/>
-        </w:rPr>
-        <w:t>on Saturday</w:t>
-      </w:r>
-      <w:r>
-        <w:rPr>
-          <w:rFonts w:ascii="Arial" w:hAnsi="Arial" w:cs="Arial"/>
-          <w:sz w:val="22"/>
-          <w:szCs w:val="22"/>
-        </w:rPr>
-        <w:t xml:space="preserve">. We anticipate peak occupancy from Tuesday night through </w:t>
-      </w:r>
-      <w:r>
-        <w:rPr>
-          <w:rFonts w:ascii="Arial" w:hAnsi="Arial" w:cs="Arial"/>
-          <w:sz w:val="22"/>
-          <w:szCs w:val="22"/>
-        </w:rPr>
         <w:t>Friday</w:t>
-      </w:r>
-      <w:r>
-        <w:rPr>
-          <w:rFonts w:ascii="Arial" w:hAnsi="Arial" w:cs="Arial"/>
-          <w:sz w:val="22"/>
-          <w:szCs w:val="22"/>
-        </w:rPr>
-        <w:t xml:space="preserve"> night.</w:t>
-      </w:r>
-    </w:p>
-    <w:p>
-      <w:pPr>
-        <w:pStyle w:val="p1"/>
-        <w:jc w:val="both"/>
-        <w:rPr>
-          <w:rFonts w:ascii="Arial" w:hAnsi="Arial" w:cs="Arial"/>
-          <w:sz w:val="22"/>
-          <w:szCs w:val="22"/>
-        </w:rPr>
-      </w:pPr>
-      <w:r>
-        <w:rPr>
-          <w:rFonts w:ascii="Arial" w:hAnsi="Arial" w:cs="Arial"/>
-          <w:sz w:val="22"/>
-          <w:szCs w:val="22"/>
-        </w:rPr>
-        <w:t xml:space="preserve">Programmatically, the conference will require the following meeting spaces. </w:t>
       </w:r>
       <w:r>
         <w:rPr>
@@ -787,15 +727,144 @@
           <w:sz w:val="22"/>
           <w:szCs w:val="22"/>
         </w:rPr>
-        <w:t>One plenary room with seating capacity for approximately 700 participants</w:t>
-      </w:r>
-      <w:r>
-        <w:rPr>
-          <w:rFonts w:ascii="Arial" w:hAnsi="Arial" w:cs="Arial"/>
-          <w:sz w:val="22"/>
-          <w:szCs w:val="22"/>
-        </w:rPr>
-        <w:t xml:space="preserve">. </w:t>
+        <w:t xml:space="preserve"> noon</w:t>
+      </w:r>
+      <w:r>
+        <w:rPr>
+          <w:rFonts w:ascii="Arial" w:hAnsi="Arial" w:cs="Arial"/>
+          <w:sz w:val="22"/>
+          <w:szCs w:val="22"/>
+        </w:rPr>
+        <w:t xml:space="preserve">. Most attendees depart </w:t>
+      </w:r>
+      <w:r>
+        <w:rPr>
+          <w:rFonts w:ascii="Arial" w:hAnsi="Arial" w:cs="Arial"/>
+          <w:sz w:val="22"/>
+          <w:szCs w:val="22"/>
+        </w:rPr>
+        <w:t xml:space="preserve">on </w:t>
+      </w:r>
+      <w:r>
+        <w:rPr>
+          <w:rFonts w:ascii="Arial" w:hAnsi="Arial" w:cs="Arial"/>
+          <w:sz w:val="22"/>
+          <w:szCs w:val="22"/>
+        </w:rPr>
+        <w:t>Friday</w:t>
+      </w:r>
+      <w:r>
+        <w:rPr>
+          <w:rFonts w:ascii="Arial" w:hAnsi="Arial" w:cs="Arial"/>
+          <w:sz w:val="22"/>
+          <w:szCs w:val="22"/>
+        </w:rPr>
+        <w:t xml:space="preserve">. We anticipate peak occupancy from </w:t>
+      </w:r>
+      <w:r>
+        <w:rPr>
+          <w:rFonts w:ascii="Arial" w:hAnsi="Arial" w:cs="Arial"/>
+          <w:sz w:val="22"/>
+          <w:szCs w:val="22"/>
+        </w:rPr>
+        <w:t>Monday</w:t>
+      </w:r>
+      <w:r>
+        <w:rPr>
+          <w:rFonts w:ascii="Arial" w:hAnsi="Arial" w:cs="Arial"/>
+          <w:sz w:val="22"/>
+          <w:szCs w:val="22"/>
+        </w:rPr>
+        <w:t xml:space="preserve"> through </w:t>
+      </w:r>
+      <w:r>
+        <w:rPr>
+          <w:rFonts w:ascii="Arial" w:hAnsi="Arial" w:cs="Arial"/>
+          <w:sz w:val="22"/>
+          <w:szCs w:val="22"/>
+        </w:rPr>
+        <w:t>Friday</w:t>
+      </w:r>
+      <w:r>
+        <w:rPr>
+          <w:rFonts w:ascii="Arial" w:hAnsi="Arial" w:cs="Arial"/>
+          <w:sz w:val="22"/>
+          <w:szCs w:val="22"/>
+        </w:rPr>
+        <w:t>.</w:t>
+      </w:r>
+    </w:p>
+    <w:p>
+      <w:pPr>
+        <w:pStyle w:val="p1"/>
+        <w:jc w:val="both"/>
+        <w:rPr>
+          <w:rFonts w:ascii="Arial" w:hAnsi="Arial" w:cs="Arial"/>
+          <w:sz w:val="22"/>
+          <w:szCs w:val="22"/>
+        </w:rPr>
+      </w:pPr>
+      <w:r>
+        <w:rPr>
+          <w:rFonts w:ascii="Arial" w:hAnsi="Arial" w:cs="Arial"/>
+          <w:sz w:val="22"/>
+          <w:szCs w:val="22"/>
+        </w:rPr>
+        <w:t>Based on prior years, attendance is expected to be substantial. To limit financial exposure, we propose reserving the minimum number of guest rooms required to secure access to the meeting facilities. We are relatively flexible regarding food and beverage commitments. The room block would begin on Saturday, with a 40% reduction in occupancy relative to peak nights and a 15% reduction on Sunday relative to Monday through Thursday.</w:t>
+      </w:r>
+    </w:p>
+    <w:p>
+      <w:pPr>
+        <w:pStyle w:val="p1"/>
+        <w:jc w:val="both"/>
+        <w:rPr>
+          <w:rFonts w:ascii="Arial" w:hAnsi="Arial" w:cs="Arial"/>
+          <w:sz w:val="22"/>
+          <w:szCs w:val="22"/>
+        </w:rPr>
+      </w:pPr>
+      <w:r>
+        <w:rPr>
+          <w:rFonts w:ascii="Arial" w:hAnsi="Arial" w:cs="Arial"/>
+          <w:sz w:val="22"/>
+          <w:szCs w:val="22"/>
+        </w:rPr>
+        <w:t xml:space="preserve">We anticipate exceeding the minimum room commitment and would appreciate the flexibility to add additional room blocks </w:t>
+      </w:r>
+      <w:r>
+        <w:rPr>
+          <w:rFonts w:ascii="Arial" w:hAnsi="Arial" w:cs="Arial"/>
+          <w:sz w:val="22"/>
+          <w:szCs w:val="22"/>
+        </w:rPr>
+        <w:t xml:space="preserve">at the same rate </w:t>
+      </w:r>
+      <w:r>
+        <w:rPr>
+          <w:rFonts w:ascii="Arial" w:hAnsi="Arial" w:cs="Arial"/>
+          <w:sz w:val="22"/>
+          <w:szCs w:val="22"/>
+        </w:rPr>
+        <w:t>as the conference date approaches.</w:t>
+      </w:r>
+    </w:p>
+    <w:p>
+      <w:pPr>
+        <w:pStyle w:val="p1"/>
+        <w:jc w:val="both"/>
+        <w:rPr>
+          <w:rFonts w:ascii="Arial" w:hAnsi="Arial" w:cs="Arial"/>
+          <w:sz w:val="22"/>
+          <w:szCs w:val="22"/>
+        </w:rPr>
+      </w:pPr>
+      <w:r>
+        <w:rPr>
+          <w:rFonts w:ascii="Arial" w:hAnsi="Arial" w:cs="Arial"/>
+          <w:sz w:val="22"/>
+          <w:szCs w:val="22"/>
+        </w:rPr>
+        <w:t xml:space="preserve">Programmatically, the conference will require the following meeting spaces. </w:t>
       </w:r>
       <w:r>
         <w:rPr>
@@ -805,15 +874,7 @@
           <w:sz w:val="22"/>
           <w:szCs w:val="22"/>
         </w:rPr>
-        <w:t>Eight breakout rooms for parallel sessions.</w:t>
-      </w:r>
-      <w:r>
-        <w:rPr>
-          <w:rFonts w:ascii="Arial" w:hAnsi="Arial" w:cs="Arial"/>
-          <w:sz w:val="22"/>
-          <w:szCs w:val="22"/>
-        </w:rPr>
-        <w:t xml:space="preserve"> </w:t>
+        <w:t xml:space="preserve">One plenary room with seating capacity for approximately </w:t>
       </w:r>
       <w:r>
         <w:rPr>
@@ -823,16 +884,74 @@
           <w:sz w:val="22"/>
           <w:szCs w:val="22"/>
         </w:rPr>
-        <w:t>Poster and exhibitor space sufficient for a large poster session and sponsor exhibits.</w:t>
-      </w:r>
-      <w:r>
-        <w:rPr>
-          <w:rFonts w:ascii="Arial" w:hAnsi="Arial" w:cs="Arial"/>
-          <w:sz w:val="22"/>
-          <w:szCs w:val="22"/>
-        </w:rPr>
-        <w:t xml:space="preserve"> Workshop space will include three to four parallel rooms during the day and one larger </w:t>
-      </w:r>
+        <w:t>7</w:t>
+      </w:r>
+      <w:r>
+        <w:rPr>
+          <w:rFonts w:ascii="Arial" w:hAnsi="Arial" w:cs="Arial"/>
+          <w:b/>
+          <w:bCs/>
+          <w:sz w:val="22"/>
+          <w:szCs w:val="22"/>
+        </w:rPr>
+        <w:t>00 participants</w:t>
+      </w:r>
+      <w:r>
+        <w:rPr>
+          <w:rFonts w:ascii="Arial" w:hAnsi="Arial" w:cs="Arial"/>
+          <w:sz w:val="22"/>
+          <w:szCs w:val="22"/>
+        </w:rPr>
+        <w:t xml:space="preserve">. </w:t>
+      </w:r>
+      <w:r>
+        <w:rPr>
+          <w:rFonts w:ascii="Arial" w:hAnsi="Arial" w:cs="Arial"/>
+          <w:b/>
+          <w:bCs/>
+          <w:sz w:val="22"/>
+          <w:szCs w:val="22"/>
+        </w:rPr>
+        <w:t>About 8</w:t>
+      </w:r>
+      <w:r>
+        <w:rPr>
+          <w:rFonts w:ascii="Arial" w:hAnsi="Arial" w:cs="Arial"/>
+          <w:b/>
+          <w:bCs/>
+          <w:sz w:val="22"/>
+          <w:szCs w:val="22"/>
+        </w:rPr>
+        <w:t xml:space="preserve"> breakout rooms for parallel sessions.</w:t>
+      </w:r>
+      <w:r>
+        <w:rPr>
+          <w:rFonts w:ascii="Arial" w:hAnsi="Arial" w:cs="Arial"/>
+          <w:sz w:val="22"/>
+          <w:szCs w:val="22"/>
+        </w:rPr>
+        <w:t xml:space="preserve"> Workshop space will include three to four parallel rooms during the day and one larger room in the evening for a featured workshop. Workshops are considered part of the main conference program rather than a separately registered event.</w:t>
+      </w:r>
+      <w:r>
+        <w:rPr>
+          <w:rFonts w:ascii="Arial" w:hAnsi="Arial" w:cs="Arial"/>
+          <w:sz w:val="22"/>
+          <w:szCs w:val="22"/>
+        </w:rPr>
+        <w:br w:type="page"/>
+      </w:r>
+    </w:p>
+    <w:p>
+      <w:pPr>
+        <w:pStyle w:val="p1"/>
+        <w:spacing w:before="0" w:beforeAutospacing="0" w:after="0" w:afterAutospacing="0"/>
+        <w:jc w:val="both"/>
+        <w:rPr>
+          <w:rFonts w:ascii="Arial" w:hAnsi="Arial" w:cs="Arial"/>
+          <w:sz w:val="22"/>
+          <w:szCs w:val="22"/>
+        </w:rPr>
+      </w:pPr>
       <w:r>
         <w:rPr>
           <w:rFonts w:ascii="Arial" w:hAnsi="Arial" w:cs="Arial"/>
@@ -840,45 +959,616 @@
           <w:szCs w:val="22"/>
         </w:rPr>
         <w:lastRenderedPageBreak/>
-        <w:t>room in the evening for a featured workshop. Workshops are considered part of the main conference program rather than a separately registered event.</w:t>
-      </w:r>
-    </w:p>
-    <w:p>
-      <w:pPr>
-        <w:pStyle w:val="p1"/>
-        <w:jc w:val="both"/>
-        <w:rPr>
-          <w:rFonts w:ascii="Arial" w:hAnsi="Arial" w:cs="Arial"/>
-          <w:sz w:val="22"/>
-          <w:szCs w:val="22"/>
-        </w:rPr>
-      </w:pPr>
-      <w:r>
-        <w:rPr>
-          <w:rFonts w:ascii="Arial" w:hAnsi="Arial" w:cs="Arial"/>
-          <w:sz w:val="22"/>
-          <w:szCs w:val="22"/>
-        </w:rPr>
-        <w:t>We would appreciate information on guest room availability and rates, meeting room capacities and configurations, audiovisual capabilities, poster and exhibit space options, catering options, and any relevant concessions. Please also indicate whether your property can support flexibility in room block adjustments as registration numbers evolve.</w:t>
-      </w:r>
-    </w:p>
-    <w:p>
-      <w:pPr>
-        <w:pStyle w:val="p1"/>
-        <w:jc w:val="both"/>
-        <w:rPr>
-          <w:rFonts w:ascii="Arial" w:hAnsi="Arial" w:cs="Arial"/>
-          <w:sz w:val="22"/>
-          <w:szCs w:val="22"/>
-        </w:rPr>
-      </w:pPr>
-      <w:r>
-        <w:rPr>
-          <w:rFonts w:ascii="Arial" w:hAnsi="Arial" w:cs="Arial"/>
-          <w:sz w:val="22"/>
-          <w:szCs w:val="22"/>
-        </w:rPr>
-        <w:t>The primary contact for this RFP is Arnaud Delorme. The Institute of Noetic Sciences will be the contracting and paying organization for this event. We would be happy to provide additional details or clarify any aspect of the program as needed.</w:t>
+        <w:t>Sunday</w:t>
+      </w:r>
+    </w:p>
+    <w:p>
+      <w:pPr>
+        <w:pStyle w:val="p1"/>
+        <w:spacing w:before="0" w:beforeAutospacing="0" w:after="0" w:afterAutospacing="0"/>
+        <w:jc w:val="both"/>
+        <w:rPr>
+          <w:rFonts w:ascii="Arial" w:hAnsi="Arial" w:cs="Arial"/>
+          <w:sz w:val="22"/>
+          <w:szCs w:val="22"/>
+        </w:rPr>
+      </w:pPr>
+      <w:r>
+        <w:rPr>
+          <w:rFonts w:ascii="Arial" w:hAnsi="Arial" w:cs="Arial"/>
+          <w:sz w:val="22"/>
+          <w:szCs w:val="22"/>
+        </w:rPr>
+        <w:t>9:00 am to 12:00 pm workshops in parallel, requiring three to four breakout rooms</w:t>
+      </w:r>
+    </w:p>
+    <w:p>
+      <w:pPr>
+        <w:pStyle w:val="p1"/>
+        <w:spacing w:before="0" w:beforeAutospacing="0" w:after="0" w:afterAutospacing="0"/>
+        <w:jc w:val="both"/>
+        <w:rPr>
+          <w:rFonts w:ascii="Arial" w:hAnsi="Arial" w:cs="Arial"/>
+          <w:sz w:val="22"/>
+          <w:szCs w:val="22"/>
+        </w:rPr>
+      </w:pPr>
+      <w:r>
+        <w:rPr>
+          <w:rFonts w:ascii="Arial" w:hAnsi="Arial" w:cs="Arial"/>
+          <w:sz w:val="22"/>
+          <w:szCs w:val="22"/>
+        </w:rPr>
+        <w:t>1:30 pm to 5:00 pm workshops in parallel, requiring three to four breakout rooms</w:t>
+      </w:r>
+    </w:p>
+    <w:p>
+      <w:pPr>
+        <w:pStyle w:val="p1"/>
+        <w:spacing w:before="0" w:beforeAutospacing="0" w:after="0" w:afterAutospacing="0"/>
+        <w:jc w:val="both"/>
+        <w:rPr>
+          <w:rFonts w:ascii="Arial" w:hAnsi="Arial" w:cs="Arial"/>
+          <w:sz w:val="22"/>
+          <w:szCs w:val="22"/>
+        </w:rPr>
+      </w:pPr>
+      <w:r>
+        <w:rPr>
+          <w:rFonts w:ascii="Arial" w:hAnsi="Arial" w:cs="Arial"/>
+          <w:sz w:val="22"/>
+          <w:szCs w:val="22"/>
+        </w:rPr>
+        <w:t>7:00 pm onward opening plenary, one ballroom</w:t>
+      </w:r>
+    </w:p>
+    <w:p>
+      <w:pPr>
+        <w:pStyle w:val="p1"/>
+        <w:spacing w:before="0" w:beforeAutospacing="0" w:after="0" w:afterAutospacing="0"/>
+        <w:jc w:val="both"/>
+        <w:rPr>
+          <w:rFonts w:ascii="Arial" w:hAnsi="Arial" w:cs="Arial"/>
+          <w:b/>
+          <w:bCs/>
+          <w:sz w:val="22"/>
+          <w:szCs w:val="22"/>
+        </w:rPr>
+      </w:pPr>
+      <w:r>
+        <w:rPr>
+          <w:rFonts w:ascii="Arial" w:hAnsi="Arial" w:cs="Arial"/>
+          <w:b/>
+          <w:bCs/>
+          <w:sz w:val="22"/>
+          <w:szCs w:val="22"/>
+        </w:rPr>
+        <w:t>7:00 PM reception with food provided for all participants.</w:t>
+      </w:r>
+    </w:p>
+    <w:p>
+      <w:pPr>
+        <w:pStyle w:val="p1"/>
+        <w:spacing w:before="0" w:beforeAutospacing="0" w:after="0" w:afterAutospacing="0"/>
+        <w:jc w:val="both"/>
+        <w:rPr>
+          <w:rFonts w:ascii="Arial" w:hAnsi="Arial" w:cs="Arial"/>
+          <w:sz w:val="22"/>
+          <w:szCs w:val="22"/>
+        </w:rPr>
+      </w:pPr>
+    </w:p>
+    <w:p>
+      <w:pPr>
+        <w:pStyle w:val="p1"/>
+        <w:spacing w:before="0" w:beforeAutospacing="0" w:after="0" w:afterAutospacing="0"/>
+        <w:jc w:val="both"/>
+        <w:rPr>
+          <w:rFonts w:ascii="Arial" w:hAnsi="Arial" w:cs="Arial"/>
+          <w:sz w:val="22"/>
+          <w:szCs w:val="22"/>
+        </w:rPr>
+      </w:pPr>
+      <w:r>
+        <w:rPr>
+          <w:rFonts w:ascii="Arial" w:hAnsi="Arial" w:cs="Arial"/>
+          <w:sz w:val="22"/>
+          <w:szCs w:val="22"/>
+        </w:rPr>
+        <w:t>Monday</w:t>
+      </w:r>
+    </w:p>
+    <w:p>
+      <w:pPr>
+        <w:pStyle w:val="p1"/>
+        <w:spacing w:before="0" w:beforeAutospacing="0" w:after="0" w:afterAutospacing="0"/>
+        <w:jc w:val="both"/>
+        <w:rPr>
+          <w:rFonts w:ascii="Arial" w:hAnsi="Arial" w:cs="Arial"/>
+          <w:sz w:val="22"/>
+          <w:szCs w:val="22"/>
+        </w:rPr>
+      </w:pPr>
+      <w:r>
+        <w:rPr>
+          <w:rFonts w:ascii="Arial" w:hAnsi="Arial" w:cs="Arial"/>
+          <w:sz w:val="22"/>
+          <w:szCs w:val="22"/>
+        </w:rPr>
+        <w:t>8:30 am to 12:30 pm plenary, one ballroom</w:t>
+      </w:r>
+    </w:p>
+    <w:p>
+      <w:pPr>
+        <w:pStyle w:val="p1"/>
+        <w:spacing w:before="0" w:beforeAutospacing="0" w:after="0" w:afterAutospacing="0"/>
+        <w:jc w:val="both"/>
+        <w:rPr>
+          <w:rFonts w:ascii="Arial" w:hAnsi="Arial" w:cs="Arial"/>
+          <w:sz w:val="22"/>
+          <w:szCs w:val="22"/>
+        </w:rPr>
+      </w:pPr>
+      <w:r>
+        <w:rPr>
+          <w:rFonts w:ascii="Arial" w:hAnsi="Arial" w:cs="Arial"/>
+          <w:sz w:val="22"/>
+          <w:szCs w:val="22"/>
+        </w:rPr>
+        <w:t>2:00 pm to 4:10 pm plenary, one ballroom</w:t>
+      </w:r>
+    </w:p>
+    <w:p>
+      <w:pPr>
+        <w:pStyle w:val="p1"/>
+        <w:spacing w:before="0" w:beforeAutospacing="0" w:after="0" w:afterAutospacing="0"/>
+        <w:jc w:val="both"/>
+        <w:rPr>
+          <w:rFonts w:ascii="Arial" w:hAnsi="Arial" w:cs="Arial"/>
+          <w:sz w:val="22"/>
+          <w:szCs w:val="22"/>
+        </w:rPr>
+      </w:pPr>
+      <w:r>
+        <w:rPr>
+          <w:rFonts w:ascii="Arial" w:hAnsi="Arial" w:cs="Arial"/>
+          <w:sz w:val="22"/>
+          <w:szCs w:val="22"/>
+        </w:rPr>
+        <w:t>5:00 pm onward concurrent sessions, requiring eight to ten breakout rooms</w:t>
+      </w:r>
+    </w:p>
+    <w:p>
+      <w:pPr>
+        <w:pStyle w:val="p1"/>
+        <w:spacing w:before="0" w:beforeAutospacing="0" w:after="0" w:afterAutospacing="0"/>
+        <w:jc w:val="both"/>
+        <w:rPr>
+          <w:rFonts w:ascii="Arial" w:hAnsi="Arial" w:cs="Arial"/>
+          <w:sz w:val="22"/>
+          <w:szCs w:val="22"/>
+        </w:rPr>
+      </w:pPr>
+    </w:p>
+    <w:p>
+      <w:pPr>
+        <w:pStyle w:val="p1"/>
+        <w:spacing w:before="0" w:beforeAutospacing="0" w:after="0" w:afterAutospacing="0"/>
+        <w:jc w:val="both"/>
+        <w:rPr>
+          <w:rFonts w:ascii="Arial" w:hAnsi="Arial" w:cs="Arial"/>
+          <w:sz w:val="22"/>
+          <w:szCs w:val="22"/>
+        </w:rPr>
+      </w:pPr>
+      <w:r>
+        <w:rPr>
+          <w:rFonts w:ascii="Arial" w:hAnsi="Arial" w:cs="Arial"/>
+          <w:sz w:val="22"/>
+          <w:szCs w:val="22"/>
+        </w:rPr>
+        <w:t>Tuesday</w:t>
+      </w:r>
+    </w:p>
+    <w:p>
+      <w:pPr>
+        <w:pStyle w:val="p1"/>
+        <w:spacing w:before="0" w:beforeAutospacing="0" w:after="0" w:afterAutospacing="0"/>
+        <w:jc w:val="both"/>
+        <w:rPr>
+          <w:rFonts w:ascii="Arial" w:hAnsi="Arial" w:cs="Arial"/>
+          <w:sz w:val="22"/>
+          <w:szCs w:val="22"/>
+        </w:rPr>
+      </w:pPr>
+      <w:r>
+        <w:rPr>
+          <w:rFonts w:ascii="Arial" w:hAnsi="Arial" w:cs="Arial"/>
+          <w:sz w:val="22"/>
+          <w:szCs w:val="22"/>
+        </w:rPr>
+        <w:t>8:30 am to 12:30 pm plenary, one ballroom</w:t>
+      </w:r>
+    </w:p>
+    <w:p>
+      <w:pPr>
+        <w:pStyle w:val="p1"/>
+        <w:spacing w:before="0" w:beforeAutospacing="0" w:after="0" w:afterAutospacing="0"/>
+        <w:jc w:val="both"/>
+        <w:rPr>
+          <w:rFonts w:ascii="Arial" w:hAnsi="Arial" w:cs="Arial"/>
+          <w:sz w:val="22"/>
+          <w:szCs w:val="22"/>
+        </w:rPr>
+      </w:pPr>
+      <w:r>
+        <w:rPr>
+          <w:rFonts w:ascii="Arial" w:hAnsi="Arial" w:cs="Arial"/>
+          <w:sz w:val="22"/>
+          <w:szCs w:val="22"/>
+        </w:rPr>
+        <w:t>2:00 pm to 4:10 pm plenary, one ballroom</w:t>
+      </w:r>
+    </w:p>
+    <w:p>
+      <w:pPr>
+        <w:pStyle w:val="p1"/>
+        <w:spacing w:before="0" w:beforeAutospacing="0" w:after="0" w:afterAutospacing="0"/>
+        <w:jc w:val="both"/>
+        <w:rPr>
+          <w:rFonts w:ascii="Arial" w:hAnsi="Arial" w:cs="Arial"/>
+          <w:sz w:val="22"/>
+          <w:szCs w:val="22"/>
+        </w:rPr>
+      </w:pPr>
+      <w:r>
+        <w:rPr>
+          <w:rFonts w:ascii="Arial" w:hAnsi="Arial" w:cs="Arial"/>
+          <w:sz w:val="22"/>
+          <w:szCs w:val="22"/>
+        </w:rPr>
+        <w:t>5:00 pm onward concurrent sessions, requiring eight to ten breakout rooms</w:t>
+      </w:r>
+    </w:p>
+    <w:p>
+      <w:pPr>
+        <w:pStyle w:val="p1"/>
+        <w:spacing w:before="0" w:beforeAutospacing="0" w:after="0" w:afterAutospacing="0"/>
+        <w:jc w:val="both"/>
+        <w:rPr>
+          <w:rFonts w:ascii="Arial" w:hAnsi="Arial" w:cs="Arial"/>
+          <w:sz w:val="22"/>
+          <w:szCs w:val="22"/>
+        </w:rPr>
+      </w:pPr>
+      <w:r>
+        <w:rPr>
+          <w:rFonts w:ascii="Arial" w:hAnsi="Arial" w:cs="Arial"/>
+          <w:sz w:val="22"/>
+          <w:szCs w:val="22"/>
+        </w:rPr>
+        <w:t>7:30 pm poster session, one ballroom or exhibit space</w:t>
+      </w:r>
+    </w:p>
+    <w:p>
+      <w:pPr>
+        <w:pStyle w:val="p1"/>
+        <w:spacing w:before="0" w:beforeAutospacing="0" w:after="0" w:afterAutospacing="0"/>
+        <w:jc w:val="both"/>
+        <w:rPr>
+          <w:rFonts w:ascii="Arial" w:hAnsi="Arial" w:cs="Arial"/>
+          <w:sz w:val="22"/>
+          <w:szCs w:val="22"/>
+        </w:rPr>
+      </w:pPr>
+    </w:p>
+    <w:p>
+      <w:pPr>
+        <w:pStyle w:val="p1"/>
+        <w:spacing w:before="0" w:beforeAutospacing="0" w:after="0" w:afterAutospacing="0"/>
+        <w:jc w:val="both"/>
+        <w:rPr>
+          <w:rFonts w:ascii="Arial" w:hAnsi="Arial" w:cs="Arial"/>
+          <w:sz w:val="22"/>
+          <w:szCs w:val="22"/>
+        </w:rPr>
+      </w:pPr>
+      <w:r>
+        <w:rPr>
+          <w:rFonts w:ascii="Arial" w:hAnsi="Arial" w:cs="Arial"/>
+          <w:sz w:val="22"/>
+          <w:szCs w:val="22"/>
+        </w:rPr>
+        <w:t>Wednesday</w:t>
+      </w:r>
+    </w:p>
+    <w:p>
+      <w:pPr>
+        <w:pStyle w:val="p1"/>
+        <w:spacing w:before="0" w:beforeAutospacing="0" w:after="0" w:afterAutospacing="0"/>
+        <w:jc w:val="both"/>
+        <w:rPr>
+          <w:rFonts w:ascii="Arial" w:hAnsi="Arial" w:cs="Arial"/>
+          <w:sz w:val="22"/>
+          <w:szCs w:val="22"/>
+        </w:rPr>
+      </w:pPr>
+      <w:r>
+        <w:rPr>
+          <w:rFonts w:ascii="Arial" w:hAnsi="Arial" w:cs="Arial"/>
+          <w:sz w:val="22"/>
+          <w:szCs w:val="22"/>
+        </w:rPr>
+        <w:t>8:30 am to 12:30 pm plenary, one ballroom</w:t>
+      </w:r>
+    </w:p>
+    <w:p>
+      <w:pPr>
+        <w:pStyle w:val="p1"/>
+        <w:spacing w:before="0" w:beforeAutospacing="0" w:after="0" w:afterAutospacing="0"/>
+        <w:jc w:val="both"/>
+        <w:rPr>
+          <w:rFonts w:ascii="Arial" w:hAnsi="Arial" w:cs="Arial"/>
+          <w:sz w:val="22"/>
+          <w:szCs w:val="22"/>
+        </w:rPr>
+      </w:pPr>
+      <w:r>
+        <w:rPr>
+          <w:rFonts w:ascii="Arial" w:hAnsi="Arial" w:cs="Arial"/>
+          <w:sz w:val="22"/>
+          <w:szCs w:val="22"/>
+        </w:rPr>
+        <w:t>2:00 pm to 4:10 pm plenary, one ballroom</w:t>
+      </w:r>
+    </w:p>
+    <w:p>
+      <w:pPr>
+        <w:pStyle w:val="p1"/>
+        <w:spacing w:before="0" w:beforeAutospacing="0" w:after="0" w:afterAutospacing="0"/>
+        <w:jc w:val="both"/>
+        <w:rPr>
+          <w:rFonts w:ascii="Arial" w:hAnsi="Arial" w:cs="Arial"/>
+          <w:sz w:val="22"/>
+          <w:szCs w:val="22"/>
+        </w:rPr>
+      </w:pPr>
+      <w:r>
+        <w:rPr>
+          <w:rFonts w:ascii="Arial" w:hAnsi="Arial" w:cs="Arial"/>
+          <w:sz w:val="22"/>
+          <w:szCs w:val="22"/>
+        </w:rPr>
+        <w:t>4:30 pm onward concurrent sessions, requiring eight to ten breakout rooms</w:t>
+      </w:r>
+    </w:p>
+    <w:p>
+      <w:pPr>
+        <w:pStyle w:val="p1"/>
+        <w:spacing w:before="0" w:beforeAutospacing="0" w:after="0" w:afterAutospacing="0"/>
+        <w:jc w:val="both"/>
+        <w:rPr>
+          <w:rFonts w:ascii="Arial" w:hAnsi="Arial" w:cs="Arial"/>
+          <w:sz w:val="22"/>
+          <w:szCs w:val="22"/>
+        </w:rPr>
+      </w:pPr>
+    </w:p>
+    <w:p>
+      <w:pPr>
+        <w:pStyle w:val="p1"/>
+        <w:spacing w:before="0" w:beforeAutospacing="0" w:after="0" w:afterAutospacing="0"/>
+        <w:jc w:val="both"/>
+        <w:rPr>
+          <w:rFonts w:ascii="Arial" w:hAnsi="Arial" w:cs="Arial"/>
+          <w:sz w:val="22"/>
+          <w:szCs w:val="22"/>
+        </w:rPr>
+      </w:pPr>
+      <w:r>
+        <w:rPr>
+          <w:rFonts w:ascii="Arial" w:hAnsi="Arial" w:cs="Arial"/>
+          <w:sz w:val="22"/>
+          <w:szCs w:val="22"/>
+        </w:rPr>
+        <w:t>Thursday</w:t>
+      </w:r>
+    </w:p>
+    <w:p>
+      <w:pPr>
+        <w:pStyle w:val="p1"/>
+        <w:spacing w:before="0" w:beforeAutospacing="0" w:after="0" w:afterAutospacing="0"/>
+        <w:jc w:val="both"/>
+        <w:rPr>
+          <w:rFonts w:ascii="Arial" w:hAnsi="Arial" w:cs="Arial"/>
+          <w:sz w:val="22"/>
+          <w:szCs w:val="22"/>
+        </w:rPr>
+      </w:pPr>
+      <w:r>
+        <w:rPr>
+          <w:rFonts w:ascii="Arial" w:hAnsi="Arial" w:cs="Arial"/>
+          <w:sz w:val="22"/>
+          <w:szCs w:val="22"/>
+        </w:rPr>
+        <w:t>8:30 am to 12:30 pm plenary, one ballroom</w:t>
+      </w:r>
+    </w:p>
+    <w:p>
+      <w:pPr>
+        <w:pStyle w:val="p1"/>
+        <w:spacing w:before="0" w:beforeAutospacing="0" w:after="0" w:afterAutospacing="0"/>
+        <w:jc w:val="both"/>
+        <w:rPr>
+          <w:rFonts w:ascii="Arial" w:hAnsi="Arial" w:cs="Arial"/>
+          <w:sz w:val="22"/>
+          <w:szCs w:val="22"/>
+        </w:rPr>
+      </w:pPr>
+      <w:r>
+        <w:rPr>
+          <w:rFonts w:ascii="Arial" w:hAnsi="Arial" w:cs="Arial"/>
+          <w:sz w:val="22"/>
+          <w:szCs w:val="22"/>
+        </w:rPr>
+        <w:t>2:00 pm to 4:10 pm plenary, one ballroom</w:t>
+      </w:r>
+    </w:p>
+    <w:p>
+      <w:pPr>
+        <w:pStyle w:val="p1"/>
+        <w:spacing w:before="0" w:beforeAutospacing="0" w:after="0" w:afterAutospacing="0"/>
+        <w:jc w:val="both"/>
+        <w:rPr>
+          <w:rFonts w:ascii="Arial" w:hAnsi="Arial" w:cs="Arial"/>
+          <w:sz w:val="22"/>
+          <w:szCs w:val="22"/>
+        </w:rPr>
+      </w:pPr>
+      <w:r>
+        <w:rPr>
+          <w:rFonts w:ascii="Arial" w:hAnsi="Arial" w:cs="Arial"/>
+          <w:sz w:val="22"/>
+          <w:szCs w:val="22"/>
+        </w:rPr>
+        <w:t>5:00 pm onward concurrent sessions, requiring eight to ten breakout rooms</w:t>
+      </w:r>
+    </w:p>
+    <w:p>
+      <w:pPr>
+        <w:pStyle w:val="p1"/>
+        <w:spacing w:before="0" w:beforeAutospacing="0" w:after="0" w:afterAutospacing="0"/>
+        <w:jc w:val="both"/>
+        <w:rPr>
+          <w:rFonts w:ascii="Arial" w:hAnsi="Arial" w:cs="Arial"/>
+          <w:sz w:val="22"/>
+          <w:szCs w:val="22"/>
+        </w:rPr>
+      </w:pPr>
+      <w:r>
+        <w:rPr>
+          <w:rFonts w:ascii="Arial" w:hAnsi="Arial" w:cs="Arial"/>
+          <w:sz w:val="22"/>
+          <w:szCs w:val="22"/>
+        </w:rPr>
+        <w:t>7:30 pm poster session, one ballroom or exhibit space</w:t>
+      </w:r>
+    </w:p>
+    <w:p>
+      <w:pPr>
+        <w:pStyle w:val="p1"/>
+        <w:spacing w:before="0" w:beforeAutospacing="0" w:after="0" w:afterAutospacing="0"/>
+        <w:jc w:val="both"/>
+        <w:rPr>
+          <w:rFonts w:ascii="Arial" w:hAnsi="Arial" w:cs="Arial"/>
+          <w:b/>
+          <w:bCs/>
+          <w:sz w:val="22"/>
+          <w:szCs w:val="22"/>
+        </w:rPr>
+      </w:pPr>
+      <w:r>
+        <w:rPr>
+          <w:rFonts w:ascii="Arial" w:hAnsi="Arial" w:cs="Arial"/>
+          <w:b/>
+          <w:bCs/>
+          <w:sz w:val="22"/>
+          <w:szCs w:val="22"/>
+        </w:rPr>
+        <w:t>7:30 PM dinner for ticketed participants.</w:t>
+      </w:r>
+    </w:p>
+    <w:p>
+      <w:pPr>
+        <w:pStyle w:val="p1"/>
+        <w:spacing w:before="0" w:beforeAutospacing="0" w:after="0" w:afterAutospacing="0"/>
+        <w:jc w:val="both"/>
+        <w:rPr>
+          <w:rFonts w:ascii="Arial" w:hAnsi="Arial" w:cs="Arial"/>
+          <w:b/>
+          <w:bCs/>
+          <w:sz w:val="22"/>
+          <w:szCs w:val="22"/>
+        </w:rPr>
+      </w:pPr>
+    </w:p>
+    <w:p>
+      <w:pPr>
+        <w:pStyle w:val="p1"/>
+        <w:spacing w:before="0" w:beforeAutospacing="0" w:after="0" w:afterAutospacing="0"/>
+        <w:jc w:val="both"/>
+        <w:rPr>
+          <w:rFonts w:ascii="Arial" w:hAnsi="Arial" w:cs="Arial"/>
+          <w:sz w:val="22"/>
+          <w:szCs w:val="22"/>
+        </w:rPr>
+      </w:pPr>
+      <w:r>
+        <w:rPr>
+          <w:rFonts w:ascii="Arial" w:hAnsi="Arial" w:cs="Arial"/>
+          <w:sz w:val="22"/>
+          <w:szCs w:val="22"/>
+        </w:rPr>
+        <w:t>Friday</w:t>
+      </w:r>
+    </w:p>
+    <w:p>
+      <w:pPr>
+        <w:pStyle w:val="p1"/>
+        <w:spacing w:before="0" w:beforeAutospacing="0" w:after="0" w:afterAutospacing="0"/>
+        <w:jc w:val="both"/>
+        <w:rPr>
+          <w:rFonts w:ascii="Arial" w:hAnsi="Arial" w:cs="Arial"/>
+          <w:sz w:val="22"/>
+          <w:szCs w:val="22"/>
+        </w:rPr>
+      </w:pPr>
+      <w:r>
+        <w:rPr>
+          <w:rFonts w:ascii="Arial" w:hAnsi="Arial" w:cs="Arial"/>
+          <w:sz w:val="22"/>
+          <w:szCs w:val="22"/>
+        </w:rPr>
+        <w:t>9:00 am to 11:10 am plenary, one ballroom</w:t>
+      </w:r>
+    </w:p>
+    <w:p>
+      <w:pPr>
+        <w:pStyle w:val="p1"/>
+        <w:spacing w:before="0" w:beforeAutospacing="0" w:after="0" w:afterAutospacing="0"/>
+        <w:jc w:val="both"/>
+        <w:rPr>
+          <w:rFonts w:ascii="Arial" w:hAnsi="Arial" w:cs="Arial"/>
+          <w:sz w:val="22"/>
+          <w:szCs w:val="22"/>
+        </w:rPr>
+      </w:pPr>
+      <w:r>
+        <w:rPr>
+          <w:rFonts w:ascii="Arial" w:hAnsi="Arial" w:cs="Arial"/>
+          <w:sz w:val="22"/>
+          <w:szCs w:val="22"/>
+        </w:rPr>
+        <w:t>11:40 am to 1:00 pm plenary and closing session, one ballroom</w:t>
+      </w:r>
+    </w:p>
+    <w:p>
+      <w:pPr>
+        <w:pStyle w:val="p1"/>
+        <w:jc w:val="both"/>
+        <w:rPr>
+          <w:rFonts w:ascii="Arial" w:hAnsi="Arial" w:cs="Arial"/>
+          <w:sz w:val="22"/>
+          <w:szCs w:val="22"/>
+        </w:rPr>
+      </w:pPr>
+      <w:r>
+        <w:rPr>
+          <w:rFonts w:ascii="Arial" w:hAnsi="Arial" w:cs="Arial"/>
+          <w:sz w:val="22"/>
+          <w:szCs w:val="22"/>
+        </w:rPr>
+        <w:t>The primary contact for this RFP is Arnaud Delorme. We would be happy to provide additional details or clarify any aspect of the program as needed.</w:t>
       </w:r>
     </w:p>
     <w:p>
@@ -943,7 +1633,7 @@
                     </pic:cNvPicPr>
                   </pic:nvPicPr>
                   <pic:blipFill>
-                    <a:blip r:embed="rId6">
+                    <a:blip r:embed="rId8">
                       <a:extLst>
                         <a:ext uri="{28A0092B-C50C-407E-A947-70E740481C1C}">
                           <a14:useLocalDpi xmlns:a14="http://schemas.microsoft.com/office/drawing/2010/main" val="0"/>
@@ -1051,73 +1741,6 @@
         <w:t>858-405-7952</w:t>
       </w:r>
     </w:p>
-    <w:p>
-      <w:pPr>
-        <w:pStyle w:val="p1"/>
-        <w:spacing w:before="0" w:beforeAutospacing="0" w:after="0" w:afterAutospacing="0"/>
-        <w:jc w:val="both"/>
-        <w:rPr>
-          <w:rFonts w:ascii="Arial" w:hAnsi="Arial" w:cs="Arial"/>
-          <w:sz w:val="22"/>
-          <w:szCs w:val="22"/>
-        </w:rPr>
-      </w:pPr>
-      <w:r>
-        <w:rPr>
-          <w:rFonts w:ascii="Arial" w:hAnsi="Arial" w:cs="Arial"/>
-          <w:sz w:val="22"/>
-          <w:szCs w:val="22"/>
-        </w:rPr>
-        <w:t>On behalf of the Science of Consciousness Conference</w:t>
-      </w:r>
-    </w:p>
-    <w:p>
-      <w:pPr>
-        <w:pStyle w:val="p1"/>
-        <w:spacing w:before="0" w:beforeAutospacing="0" w:after="0" w:afterAutospacing="0"/>
-        <w:jc w:val="both"/>
-        <w:rPr>
-          <w:rFonts w:ascii="Arial" w:hAnsi="Arial" w:cs="Arial"/>
-          <w:sz w:val="22"/>
-          <w:szCs w:val="22"/>
-        </w:rPr>
-      </w:pPr>
-      <w:r>
-        <w:rPr>
-          <w:rFonts w:ascii="Arial" w:hAnsi="Arial" w:cs="Arial"/>
-          <w:sz w:val="22"/>
-          <w:szCs w:val="22"/>
-        </w:rPr>
-        <w:t>University of California San Diego</w:t>
-      </w:r>
-    </w:p>
-    <w:p>
-      <w:pPr>
-        <w:pStyle w:val="p1"/>
-        <w:spacing w:before="0" w:beforeAutospacing="0" w:after="0" w:afterAutospacing="0"/>
-        <w:jc w:val="both"/>
-        <w:rPr>
-          <w:rFonts w:ascii="Arial" w:hAnsi="Arial" w:cs="Arial"/>
-          <w:sz w:val="22"/>
-          <w:szCs w:val="22"/>
-        </w:rPr>
-      </w:pPr>
-      <w:r>
-        <w:rPr>
-          <w:rFonts w:ascii="Arial" w:hAnsi="Arial" w:cs="Arial"/>
-          <w:sz w:val="22"/>
-          <w:szCs w:val="22"/>
-        </w:rPr>
-        <w:t>Institute of Noetic Sciences</w:t>
-      </w:r>
-    </w:p>
-    <w:p>
-      <w:pPr>
-        <w:rPr>
-          <w:rFonts w:ascii="Arial" w:hAnsi="Arial" w:cs="Arial"/>
-        </w:rPr>
-      </w:pPr>
-    </w:p>
     <w:sectPr>
       <w:pgSz w:w="12240" w:h="15840"/>
       <w:pgMar w:top="1440" w:right="1440" w:bottom="1440" w:left="1440" w:header="720" w:footer="720" w:gutter="0"/>
@@ -1126,6 +1749,56 @@
     </w:sectPr>
   </w:body>
 </w:document>
+</file>
+
+<file path=word/endnotes.xml><?xml version="1.0" encoding="utf-8"?>
+<w:endnotes xmlns:wpc="http://schemas.microsoft.com/office/word/2010/wordprocessingCanvas" xmlns:cx="http://schemas.microsoft.com/office/drawing/2014/chartex" xmlns:cx1="http://schemas.microsoft.com/office/drawing/2015/9/8/chartex" xmlns:cx2="http://schemas.microsoft.com/office/drawing/2015/10/21/chartex" xmlns:cx3="http://schemas.microsoft.com/office/drawing/2016/5/9/chartex" xmlns:cx4="http://schemas.microsoft.com/office/drawing/2016/5/10/chartex" xmlns:cx5="http://schemas.microsoft.com/office/drawing/2016/5/11/chartex" xmlns:cx6="http://schemas.microsoft.com/office/drawing/2016/5/12/chartex" xmlns:cx7="http://schemas.microsoft.com/office/drawing/2016/5/13/chartex" xmlns:cx8="http://schemas.microsoft.com/office/drawing/2016/5/14/chartex" xmlns:mc="http://schemas.openxmlformats.org/markup-compatibility/2006" xmlns:aink="http://schemas.microsoft.com/office/drawing/2016/ink" xmlns:am3d="http://schemas.microsoft.com/office/drawing/2017/model3d" xmlns:o="urn:schemas-microsoft-com:office:office" xmlns:oel="http://schemas.microsoft.com/office/2019/extlst" xmlns:r="http://schemas.openxmlformats.org/officeDocument/2006/relationships" xmlns:m="http://schemas.openxmlformats.org/officeDocument/2006/math" xmlns:v="urn:schemas-microsoft-com:vml" xmlns:wp14="http://schemas.microsoft.com/office/word/2010/wordprocessingDrawing" xmlns:wp="http://schemas.openxmlformats.org/drawingml/2006/wordprocessingDrawing" xmlns:w10="urn:schemas-microsoft-com:office:word" xmlns:w="http://schemas.openxmlformats.org/wordprocessingml/2006/main" xmlns:w14="http://schemas.microsoft.com/office/word/2010/wordml" xmlns:w15="http://schemas.microsoft.com/office/word/2012/wordml" xmlns:w16cex="http://schemas.microsoft.com/office/word/2018/wordml/cex" xmlns:w16cid="http://schemas.microsoft.com/office/word/2016/wordml/cid" xmlns:w16="http://schemas.microsoft.com/office/word/2018/wordml" xmlns:w16du="http://schemas.microsoft.com/office/word/2023/wordml/word16du" xmlns:w16sdtdh="http://schemas.microsoft.com/office/word/2020/wordml/sdtdatahash" xmlns:w16sdtfl="http://schemas.microsoft.com/office/word/2024/wordml/sdtformatlock" xmlns:w16se="http://schemas.microsoft.com/office/word/2015/wordml/symex" xmlns:wpg="http://schemas.microsoft.com/office/word/2010/wordprocessingGroup" xmlns:wpi="http://schemas.microsoft.com/office/word/2010/wordprocessingInk" xmlns:wne="http://schemas.microsoft.com/office/word/2006/wordml" xmlns:wps="http://schemas.microsoft.com/office/word/2010/wordprocessingShape" mc:Ignorable="w14 w15 w16se w16cid w16 w16cex w16sdtdh w16sdtfl w16du wp14">
+  <w:endnote w:type="separator" w:id="-1">
+    <w:p>
+      <w:pPr>
+        <w:spacing w:after="0" w:line="240" w:lineRule="auto"/>
+      </w:pPr>
+      <w:r>
+        <w:separator/>
+      </w:r>
+    </w:p>
+  </w:endnote>
+  <w:endnote w:type="continuationSeparator" w:id="0">
+    <w:p>
+      <w:pPr>
+        <w:spacing w:after="0" w:line="240" w:lineRule="auto"/>
+      </w:pPr>
+      <w:r>
+        <w:continuationSeparator/>
+      </w:r>
+    </w:p>
+  </w:endnote>
+</w:endnotes>
+</file>
+
+<file path=word/footnotes.xml><?xml version="1.0" encoding="utf-8"?>
+<w:footnotes xmlns:wpc="http://schemas.microsoft.com/office/word/2010/wordprocessingCanvas" xmlns:cx="http://schemas.microsoft.com/office/drawing/2014/chartex" xmlns:cx1="http://schemas.microsoft.com/office/drawing/2015/9/8/chartex" xmlns:cx2="http://schemas.microsoft.com/office/drawing/2015/10/21/chartex" xmlns:cx3="http://schemas.microsoft.com/office/drawing/2016/5/9/chartex" xmlns:cx4="http://schemas.microsoft.com/office/drawing/2016/5/10/chartex" xmlns:cx5="http://schemas.microsoft.com/office/drawing/2016/5/11/chartex" xmlns:cx6="http://schemas.microsoft.com/office/drawing/2016/5/12/chartex" xmlns:cx7="http://schemas.microsoft.com/office/drawing/2016/5/13/chartex" xmlns:cx8="http://schemas.microsoft.com/office/drawing/2016/5/14/chartex" xmlns:mc="http://schemas.openxmlformats.org/markup-compatibility/2006" xmlns:aink="http://schemas.microsoft.com/office/drawing/2016/ink" xmlns:am3d="http://schemas.microsoft.com/office/drawing/2017/model3d" xmlns:o="urn:schemas-microsoft-com:office:office" xmlns:oel="http://schemas.microsoft.com/office/2019/extlst" xmlns:r="http://schemas.openxmlformats.org/officeDocument/2006/relationships" xmlns:m="http://schemas.openxmlformats.org/officeDocument/2006/math" xmlns:v="urn:schemas-microsoft-com:vml" xmlns:wp14="http://schemas.microsoft.com/office/word/2010/wordprocessingDrawing" xmlns:wp="http://schemas.openxmlformats.org/drawingml/2006/wordprocessingDrawing" xmlns:w10="urn:schemas-microsoft-com:office:word" xmlns:w="http://schemas.openxmlformats.org/wordprocessingml/2006/main" xmlns:w14="http://schemas.microsoft.com/office/word/2010/wordml" xmlns:w15="http://schemas.microsoft.com/office/word/2012/wordml" xmlns:w16cex="http://schemas.microsoft.com/office/word/2018/wordml/cex" xmlns:w16cid="http://schemas.microsoft.com/office/word/2016/wordml/cid" xmlns:w16="http://schemas.microsoft.com/office/word/2018/wordml" xmlns:w16du="http://schemas.microsoft.com/office/word/2023/wordml/word16du" xmlns:w16sdtdh="http://schemas.microsoft.com/office/word/2020/wordml/sdtdatahash" xmlns:w16sdtfl="http://schemas.microsoft.com/office/word/2024/wordml/sdtformatlock" xmlns:w16se="http://schemas.microsoft.com/office/word/2015/wordml/symex" xmlns:wpg="http://schemas.microsoft.com/office/word/2010/wordprocessingGroup" xmlns:wpi="http://schemas.microsoft.com/office/word/2010/wordprocessingInk" xmlns:wne="http://schemas.microsoft.com/office/word/2006/wordml" xmlns:wps="http://schemas.microsoft.com/office/word/2010/wordprocessingShape" mc:Ignorable="w14 w15 w16se w16cid w16 w16cex w16sdtdh w16sdtfl w16du wp14">
+  <w:footnote w:type="separator" w:id="-1">
+    <w:p>
+      <w:pPr>
+        <w:spacing w:after="0" w:line="240" w:lineRule="auto"/>
+      </w:pPr>
+      <w:r>
+        <w:separator/>
+      </w:r>
+    </w:p>
+  </w:footnote>
+  <w:footnote w:type="continuationSeparator" w:id="0">
+    <w:p>
+      <w:pPr>
+        <w:spacing w:after="0" w:line="240" w:lineRule="auto"/>
+      </w:pPr>
+      <w:r>
+        <w:continuationSeparator/>
+      </w:r>
+    </w:p>
+  </w:footnote>
+</w:footnotes>
 </file>
 
 <file path=word/styles.xml><?xml version="1.0" encoding="utf-8"?>
@@ -2082,6 +2755,50 @@
       <w:u w:val="single"/>
     </w:rPr>
   </w:style>
+  <w:style w:type="paragraph" w:styleId="Header">
+    <w:name w:val="header"/>
+    <w:basedOn w:val="Normal"/>
+    <w:link w:val="HeaderChar"/>
+    <w:uiPriority w:val="99"/>
+    <w:unhideWhenUsed/>
+    <w:rsid w:val="005B1E7B"/>
+    <w:pPr>
+      <w:tabs>
+        <w:tab w:val="center" w:pos="4680"/>
+        <w:tab w:val="right" w:pos="9360"/>
+      </w:tabs>
+      <w:spacing w:after="0" w:line="240" w:lineRule="auto"/>
+    </w:pPr>
+  </w:style>
+  <w:style w:type="character" w:customStyle="1" w:styleId="HeaderChar">
+    <w:name w:val="Header Char"/>
+    <w:basedOn w:val="DefaultParagraphFont"/>
+    <w:link w:val="Header"/>
+    <w:uiPriority w:val="99"/>
+    <w:rsid w:val="005B1E7B"/>
+  </w:style>
+  <w:style w:type="paragraph" w:styleId="Footer">
+    <w:name w:val="footer"/>
+    <w:basedOn w:val="Normal"/>
+    <w:link w:val="FooterChar"/>
+    <w:uiPriority w:val="99"/>
+    <w:unhideWhenUsed/>
+    <w:rsid w:val="005B1E7B"/>
+    <w:pPr>
+      <w:tabs>
+        <w:tab w:val="center" w:pos="4680"/>
+        <w:tab w:val="right" w:pos="9360"/>
+      </w:tabs>
+      <w:spacing w:after="0" w:line="240" w:lineRule="auto"/>
+    </w:pPr>
+  </w:style>
+  <w:style w:type="character" w:customStyle="1" w:styleId="FooterChar">
+    <w:name w:val="Footer Char"/>
+    <w:basedOn w:val="DefaultParagraphFont"/>
+    <w:link w:val="Footer"/>
+    <w:uiPriority w:val="99"/>
+    <w:rsid w:val="005B1E7B"/>
+  </w:style>
 </w:styles>
 </file>
 
